--- a/docs/weekly-reports/Week 3 Progress Report.docx
+++ b/docs/weekly-reports/Week 3 Progress Report.docx
@@ -64,6 +64,14 @@
         <w:jc w:val="center"/>
       </w:pPr>
       <w:r>
+        <w:t>Jonathan Katongole, Makmot Johnson, Isaac Mwesigwa, Bataringaya Bridget</w:t>
+      </w:r>
+    </w:p>
+    <w:p>
+      <w:pPr>
+        <w:jc w:val="center"/>
+      </w:pPr>
+      <w:r>
         <w:t>School of Computing and Informatics Technology, Makerere University</w:t>
       </w:r>
     </w:p>
@@ -73,89 +81,6 @@
       </w:pPr>
       <w:r>
         <w:t>Reporting period: 16 to 22 September 2026</w:t>
-      </w:r>
-    </w:p>
-    <w:p>
-      <w:pPr>
-        <w:pStyle w:val="Heading1"/>
-      </w:pPr>
-      <w:bookmarkStart w:id="0" w:name="_Toc241078548"/>
-      <w:r>
-        <w:lastRenderedPageBreak/>
-        <w:t>Declaration</w:t>
-      </w:r>
-      <w:bookmarkEnd w:id="0"/>
-    </w:p>
-    <w:p>
-      <w:r>
-        <w:t>The members of Group H (Evening) declare that this report is their own work. It has not been submitted for any other course or award. Work by other authors has been cited where it was used.</w:t>
-      </w:r>
-    </w:p>
-    <w:p>
-      <w:pPr>
-        <w:pStyle w:val="ListBullet"/>
-      </w:pPr>
-      <w:r>
-        <w:t>Jonathan Katongole</w:t>
-      </w:r>
-    </w:p>
-    <w:p>
-      <w:pPr>
-        <w:pStyle w:val="ListBullet"/>
-      </w:pPr>
-      <w:r>
-        <w:t>Makmot Johnson</w:t>
-      </w:r>
-    </w:p>
-    <w:p>
-      <w:pPr>
-        <w:pStyle w:val="ListBullet"/>
-      </w:pPr>
-      <w:r>
-        <w:t>Isaac Mwesigwa</w:t>
-      </w:r>
-    </w:p>
-    <w:p>
-      <w:pPr>
-        <w:pStyle w:val="ListBullet"/>
-      </w:pPr>
-      <w:r>
-        <w:t>Bataringaya Bridget</w:t>
-      </w:r>
-    </w:p>
-    <w:p>
-      <w:pPr>
-        <w:pStyle w:val="Heading1"/>
-      </w:pPr>
-      <w:bookmarkStart w:id="1" w:name="_Toc241078549"/>
-      <w:r>
-        <w:lastRenderedPageBreak/>
-        <w:t>Dedication</w:t>
-      </w:r>
-      <w:bookmarkEnd w:id="1"/>
-    </w:p>
-    <w:p>
-      <w:r>
-        <w:t>This report is dedicated to the procurement officers whose careful checking this project aims to support.</w:t>
-      </w:r>
-    </w:p>
-    <w:p>
-      <w:pPr>
-        <w:pStyle w:val="Heading1"/>
-      </w:pPr>
-      <w:bookmarkStart w:id="2" w:name="_Toc241078550"/>
-      <w:r>
-        <w:lastRenderedPageBreak/>
-        <w:t>Acknowledgement</w:t>
-      </w:r>
-      <w:bookmarkEnd w:id="2"/>
-    </w:p>
-    <w:p>
-      <w:r>
-        <w:t>The group thanks the BSE4104 course lecturer for the weekly structure and the document format that guided this work. Bataringaya Bridget is thanked for assembling the controlled corpus of procurement documents. Isaac Mwesigwa is thanked for the context construction specification. Isaac Mwesigwa and Bataringaya Bridget are thanked for the retrieval failure analysis. Makmot Johnson is thanked for writing the sixteen RAG test questions. Jonathan Katongole is thanked for building the ingestion, indexing and sea</w:t>
-      </w:r>
-      <w:r>
-        <w:t>rch pipeline and running the evaluations.</w:t>
       </w:r>
     </w:p>
     <w:p>
@@ -190,223 +115,7 @@
       <w:r>
         <w:fldChar w:fldCharType="separate"/>
       </w:r>
-      <w:hyperlink w:anchor="_Toc241078548" w:history="1">
-        <w:r>
-          <w:rPr>
-            <w:rStyle w:val="Hyperlink"/>
-            <w:noProof/>
-          </w:rPr>
-          <w:t>Declaration</w:t>
-        </w:r>
-        <w:r>
-          <w:rPr>
-            <w:noProof/>
-            <w:webHidden/>
-          </w:rPr>
-          <w:tab/>
-        </w:r>
-        <w:r>
-          <w:rPr>
-            <w:noProof/>
-            <w:webHidden/>
-          </w:rPr>
-          <w:fldChar w:fldCharType="begin"/>
-        </w:r>
-        <w:r>
-          <w:rPr>
-            <w:noProof/>
-            <w:webHidden/>
-          </w:rPr>
-          <w:instrText xml:space="preserve"> PAGEREF _Toc241078548 \h </w:instrText>
-        </w:r>
-        <w:r>
-          <w:rPr>
-            <w:noProof/>
-            <w:webHidden/>
-          </w:rPr>
-        </w:r>
-        <w:r>
-          <w:rPr>
-            <w:noProof/>
-            <w:webHidden/>
-          </w:rPr>
-          <w:fldChar w:fldCharType="separate"/>
-        </w:r>
-        <w:r>
-          <w:rPr>
-            <w:noProof/>
-            <w:webHidden/>
-          </w:rPr>
-          <w:t>ii</w:t>
-        </w:r>
-        <w:r>
-          <w:rPr>
-            <w:noProof/>
-            <w:webHidden/>
-          </w:rPr>
-          <w:fldChar w:fldCharType="end"/>
-        </w:r>
-      </w:hyperlink>
-    </w:p>
-    <w:p>
-      <w:pPr>
-        <w:pStyle w:val="TOC1"/>
-        <w:tabs>
-          <w:tab w:val="right" w:leader="dot" w:pos="9350"/>
-        </w:tabs>
-        <w:rPr>
-          <w:rFonts w:asciiTheme="minorHAnsi" w:eastAsiaTheme="minorEastAsia" w:hAnsiTheme="minorHAnsi" w:cstheme="minorBidi"/>
-          <w:noProof/>
-          <w:kern w:val="2"/>
-          <w:szCs w:val="24"/>
-          <w14:ligatures w14:val="standardContextual"/>
-        </w:rPr>
-      </w:pPr>
-      <w:hyperlink w:anchor="_Toc241078549" w:history="1">
-        <w:r>
-          <w:rPr>
-            <w:rStyle w:val="Hyperlink"/>
-            <w:noProof/>
-          </w:rPr>
-          <w:t>Dedication</w:t>
-        </w:r>
-        <w:r>
-          <w:rPr>
-            <w:noProof/>
-            <w:webHidden/>
-          </w:rPr>
-          <w:tab/>
-        </w:r>
-        <w:r>
-          <w:rPr>
-            <w:noProof/>
-            <w:webHidden/>
-          </w:rPr>
-          <w:fldChar w:fldCharType="begin"/>
-        </w:r>
-        <w:r>
-          <w:rPr>
-            <w:noProof/>
-            <w:webHidden/>
-          </w:rPr>
-          <w:instrText xml:space="preserve"> PAGEREF _Toc241078549 \h </w:instrText>
-        </w:r>
-        <w:r>
-          <w:rPr>
-            <w:noProof/>
-            <w:webHidden/>
-          </w:rPr>
-        </w:r>
-        <w:r>
-          <w:rPr>
-            <w:noProof/>
-            <w:webHidden/>
-          </w:rPr>
-          <w:fldChar w:fldCharType="separate"/>
-        </w:r>
-        <w:r>
-          <w:rPr>
-            <w:noProof/>
-            <w:webHidden/>
-          </w:rPr>
-          <w:t>iii</w:t>
-        </w:r>
-        <w:r>
-          <w:rPr>
-            <w:noProof/>
-            <w:webHidden/>
-          </w:rPr>
-          <w:fldChar w:fldCharType="end"/>
-        </w:r>
-      </w:hyperlink>
-    </w:p>
-    <w:p>
-      <w:pPr>
-        <w:pStyle w:val="TOC1"/>
-        <w:tabs>
-          <w:tab w:val="right" w:leader="dot" w:pos="9350"/>
-        </w:tabs>
-        <w:rPr>
-          <w:rFonts w:asciiTheme="minorHAnsi" w:eastAsiaTheme="minorEastAsia" w:hAnsiTheme="minorHAnsi" w:cstheme="minorBidi"/>
-          <w:noProof/>
-          <w:kern w:val="2"/>
-          <w:szCs w:val="24"/>
-          <w14:ligatures w14:val="standardContextual"/>
-        </w:rPr>
-      </w:pPr>
-      <w:hyperlink w:anchor="_Toc241078550" w:history="1">
-        <w:r>
-          <w:rPr>
-            <w:rStyle w:val="Hyperlink"/>
-            <w:noProof/>
-          </w:rPr>
-          <w:t>Acknowledgement</w:t>
-        </w:r>
-        <w:r>
-          <w:rPr>
-            <w:noProof/>
-            <w:webHidden/>
-          </w:rPr>
-          <w:tab/>
-        </w:r>
-        <w:r>
-          <w:rPr>
-            <w:noProof/>
-            <w:webHidden/>
-          </w:rPr>
-          <w:fldChar w:fldCharType="begin"/>
-        </w:r>
-        <w:r>
-          <w:rPr>
-            <w:noProof/>
-            <w:webHidden/>
-          </w:rPr>
-          <w:instrText xml:space="preserve"> PAGEREF _Toc241078550 \h </w:instrText>
-        </w:r>
-        <w:r>
-          <w:rPr>
-            <w:noProof/>
-            <w:webHidden/>
-          </w:rPr>
-        </w:r>
-        <w:r>
-          <w:rPr>
-            <w:noProof/>
-            <w:webHidden/>
-          </w:rPr>
-          <w:fldChar w:fldCharType="separate"/>
-        </w:r>
-        <w:r>
-          <w:rPr>
-            <w:noProof/>
-            <w:webHidden/>
-          </w:rPr>
-          <w:t>iv</w:t>
-        </w:r>
-        <w:r>
-          <w:rPr>
-            <w:noProof/>
-            <w:webHidden/>
-          </w:rPr>
-          <w:fldChar w:fldCharType="end"/>
-        </w:r>
-      </w:hyperlink>
-    </w:p>
-    <w:p>
-      <w:pPr>
-        <w:pStyle w:val="TOC1"/>
-        <w:tabs>
-          <w:tab w:val="right" w:leader="dot" w:pos="9350"/>
-        </w:tabs>
-        <w:rPr>
-          <w:rFonts w:asciiTheme="minorHAnsi" w:eastAsiaTheme="minorEastAsia" w:hAnsiTheme="minorHAnsi" w:cstheme="minorBidi"/>
-          <w:noProof/>
-          <w:kern w:val="2"/>
-          <w:szCs w:val="24"/>
-          <w14:ligatures w14:val="standardContextual"/>
-        </w:rPr>
-      </w:pPr>
-      <w:hyperlink w:anchor="_Toc241078551" w:history="1">
+      <w:hyperlink w:anchor="_Toc242223282" w:history="1">
         <w:r>
           <w:rPr>
             <w:rStyle w:val="Hyperlink"/>
@@ -433,7 +142,7 @@
             <w:noProof/>
             <w:webHidden/>
           </w:rPr>
-          <w:instrText xml:space="preserve"> PAGEREF _Toc241078551 \h </w:instrText>
+          <w:instrText xml:space="preserve"> PAGEREF _Toc242223282 \h </w:instrText>
         </w:r>
         <w:r>
           <w:rPr>
@@ -453,7 +162,7 @@
             <w:noProof/>
             <w:webHidden/>
           </w:rPr>
-          <w:t>viii</w:t>
+          <w:t>v</w:t>
         </w:r>
         <w:r>
           <w:rPr>
@@ -478,7 +187,7 @@
           <w14:ligatures w14:val="standardContextual"/>
         </w:rPr>
       </w:pPr>
-      <w:hyperlink w:anchor="_Toc241078552" w:history="1">
+      <w:hyperlink w:anchor="_Toc242223283" w:history="1">
         <w:r>
           <w:rPr>
             <w:rStyle w:val="Hyperlink"/>
@@ -505,7 +214,7 @@
             <w:noProof/>
             <w:webHidden/>
           </w:rPr>
-          <w:instrText xml:space="preserve"> PAGEREF _Toc241078552 \h </w:instrText>
+          <w:instrText xml:space="preserve"> PAGEREF _Toc242223283 \h </w:instrText>
         </w:r>
         <w:r>
           <w:rPr>
@@ -550,7 +259,7 @@
           <w14:ligatures w14:val="standardContextual"/>
         </w:rPr>
       </w:pPr>
-      <w:hyperlink w:anchor="_Toc241078553" w:history="1">
+      <w:hyperlink w:anchor="_Toc242223284" w:history="1">
         <w:r>
           <w:rPr>
             <w:rStyle w:val="Hyperlink"/>
@@ -577,7 +286,7 @@
             <w:noProof/>
             <w:webHidden/>
           </w:rPr>
-          <w:instrText xml:space="preserve"> PAGEREF _Toc241078553 \h </w:instrText>
+          <w:instrText xml:space="preserve"> PAGEREF _Toc242223284 \h </w:instrText>
         </w:r>
         <w:r>
           <w:rPr>
@@ -622,7 +331,7 @@
           <w14:ligatures w14:val="standardContextual"/>
         </w:rPr>
       </w:pPr>
-      <w:hyperlink w:anchor="_Toc241078554" w:history="1">
+      <w:hyperlink w:anchor="_Toc242223285" w:history="1">
         <w:r>
           <w:rPr>
             <w:rStyle w:val="Hyperlink"/>
@@ -649,7 +358,7 @@
             <w:noProof/>
             <w:webHidden/>
           </w:rPr>
-          <w:instrText xml:space="preserve"> PAGEREF _Toc241078554 \h </w:instrText>
+          <w:instrText xml:space="preserve"> PAGEREF _Toc242223285 \h </w:instrText>
         </w:r>
         <w:r>
           <w:rPr>
@@ -694,7 +403,7 @@
           <w14:ligatures w14:val="standardContextual"/>
         </w:rPr>
       </w:pPr>
-      <w:hyperlink w:anchor="_Toc241078555" w:history="1">
+      <w:hyperlink w:anchor="_Toc242223286" w:history="1">
         <w:r>
           <w:rPr>
             <w:rStyle w:val="Hyperlink"/>
@@ -721,7 +430,7 @@
             <w:noProof/>
             <w:webHidden/>
           </w:rPr>
-          <w:instrText xml:space="preserve"> PAGEREF _Toc241078555 \h </w:instrText>
+          <w:instrText xml:space="preserve"> PAGEREF _Toc242223286 \h </w:instrText>
         </w:r>
         <w:r>
           <w:rPr>
@@ -766,7 +475,7 @@
           <w14:ligatures w14:val="standardContextual"/>
         </w:rPr>
       </w:pPr>
-      <w:hyperlink w:anchor="_Toc241078556" w:history="1">
+      <w:hyperlink w:anchor="_Toc242223287" w:history="1">
         <w:r>
           <w:rPr>
             <w:rStyle w:val="Hyperlink"/>
@@ -793,7 +502,7 @@
             <w:noProof/>
             <w:webHidden/>
           </w:rPr>
-          <w:instrText xml:space="preserve"> PAGEREF _Toc241078556 \h </w:instrText>
+          <w:instrText xml:space="preserve"> PAGEREF _Toc242223287 \h </w:instrText>
         </w:r>
         <w:r>
           <w:rPr>
@@ -838,7 +547,7 @@
           <w14:ligatures w14:val="standardContextual"/>
         </w:rPr>
       </w:pPr>
-      <w:hyperlink w:anchor="_Toc241078557" w:history="1">
+      <w:hyperlink w:anchor="_Toc242223288" w:history="1">
         <w:r>
           <w:rPr>
             <w:rStyle w:val="Hyperlink"/>
@@ -865,7 +574,7 @@
             <w:noProof/>
             <w:webHidden/>
           </w:rPr>
-          <w:instrText xml:space="preserve"> PAGEREF _Toc241078557 \h </w:instrText>
+          <w:instrText xml:space="preserve"> PAGEREF _Toc242223288 \h </w:instrText>
         </w:r>
         <w:r>
           <w:rPr>
@@ -910,7 +619,7 @@
           <w14:ligatures w14:val="standardContextual"/>
         </w:rPr>
       </w:pPr>
-      <w:hyperlink w:anchor="_Toc241078558" w:history="1">
+      <w:hyperlink w:anchor="_Toc242223289" w:history="1">
         <w:r>
           <w:rPr>
             <w:rStyle w:val="Hyperlink"/>
@@ -937,7 +646,7 @@
             <w:noProof/>
             <w:webHidden/>
           </w:rPr>
-          <w:instrText xml:space="preserve"> PAGEREF _Toc241078558 \h </w:instrText>
+          <w:instrText xml:space="preserve"> PAGEREF _Toc242223289 \h </w:instrText>
         </w:r>
         <w:r>
           <w:rPr>
@@ -982,7 +691,7 @@
           <w14:ligatures w14:val="standardContextual"/>
         </w:rPr>
       </w:pPr>
-      <w:hyperlink w:anchor="_Toc241078559" w:history="1">
+      <w:hyperlink w:anchor="_Toc242223290" w:history="1">
         <w:r>
           <w:rPr>
             <w:rStyle w:val="Hyperlink"/>
@@ -1009,7 +718,7 @@
             <w:noProof/>
             <w:webHidden/>
           </w:rPr>
-          <w:instrText xml:space="preserve"> PAGEREF _Toc241078559 \h </w:instrText>
+          <w:instrText xml:space="preserve"> PAGEREF _Toc242223290 \h </w:instrText>
         </w:r>
         <w:r>
           <w:rPr>
@@ -1054,7 +763,7 @@
           <w14:ligatures w14:val="standardContextual"/>
         </w:rPr>
       </w:pPr>
-      <w:hyperlink w:anchor="_Toc241078560" w:history="1">
+      <w:hyperlink w:anchor="_Toc242223291" w:history="1">
         <w:r>
           <w:rPr>
             <w:rStyle w:val="Hyperlink"/>
@@ -1081,7 +790,7 @@
             <w:noProof/>
             <w:webHidden/>
           </w:rPr>
-          <w:instrText xml:space="preserve"> PAGEREF _Toc241078560 \h </w:instrText>
+          <w:instrText xml:space="preserve"> PAGEREF _Toc242223291 \h </w:instrText>
         </w:r>
         <w:r>
           <w:rPr>
@@ -1126,7 +835,7 @@
           <w14:ligatures w14:val="standardContextual"/>
         </w:rPr>
       </w:pPr>
-      <w:hyperlink w:anchor="_Toc241078561" w:history="1">
+      <w:hyperlink w:anchor="_Toc242223292" w:history="1">
         <w:r>
           <w:rPr>
             <w:rStyle w:val="Hyperlink"/>
@@ -1153,7 +862,7 @@
             <w:noProof/>
             <w:webHidden/>
           </w:rPr>
-          <w:instrText xml:space="preserve"> PAGEREF _Toc241078561 \h </w:instrText>
+          <w:instrText xml:space="preserve"> PAGEREF _Toc242223292 \h </w:instrText>
         </w:r>
         <w:r>
           <w:rPr>
@@ -1198,7 +907,7 @@
           <w14:ligatures w14:val="standardContextual"/>
         </w:rPr>
       </w:pPr>
-      <w:hyperlink w:anchor="_Toc241078562" w:history="1">
+      <w:hyperlink w:anchor="_Toc242223293" w:history="1">
         <w:r>
           <w:rPr>
             <w:rStyle w:val="Hyperlink"/>
@@ -1225,7 +934,7 @@
             <w:noProof/>
             <w:webHidden/>
           </w:rPr>
-          <w:instrText xml:space="preserve"> PAGEREF _Toc241078562 \h </w:instrText>
+          <w:instrText xml:space="preserve"> PAGEREF _Toc242223293 \h </w:instrText>
         </w:r>
         <w:r>
           <w:rPr>
@@ -1270,7 +979,7 @@
           <w14:ligatures w14:val="standardContextual"/>
         </w:rPr>
       </w:pPr>
-      <w:hyperlink w:anchor="_Toc241078563" w:history="1">
+      <w:hyperlink w:anchor="_Toc242223294" w:history="1">
         <w:r>
           <w:rPr>
             <w:rStyle w:val="Hyperlink"/>
@@ -1297,7 +1006,7 @@
             <w:noProof/>
             <w:webHidden/>
           </w:rPr>
-          <w:instrText xml:space="preserve"> PAGEREF _Toc241078563 \h </w:instrText>
+          <w:instrText xml:space="preserve"> PAGEREF _Toc242223294 \h </w:instrText>
         </w:r>
         <w:r>
           <w:rPr>
@@ -1342,7 +1051,7 @@
           <w14:ligatures w14:val="standardContextual"/>
         </w:rPr>
       </w:pPr>
-      <w:hyperlink w:anchor="_Toc241078564" w:history="1">
+      <w:hyperlink w:anchor="_Toc242223295" w:history="1">
         <w:r>
           <w:rPr>
             <w:rStyle w:val="Hyperlink"/>
@@ -1369,7 +1078,7 @@
             <w:noProof/>
             <w:webHidden/>
           </w:rPr>
-          <w:instrText xml:space="preserve"> PAGEREF _Toc241078564 \h </w:instrText>
+          <w:instrText xml:space="preserve"> PAGEREF _Toc242223295 \h </w:instrText>
         </w:r>
         <w:r>
           <w:rPr>
@@ -1437,7 +1146,7 @@
       <w:r>
         <w:fldChar w:fldCharType="separate"/>
       </w:r>
-      <w:hyperlink w:anchor="_Toc241078565" w:history="1">
+      <w:hyperlink w:anchor="_Toc242223296" w:history="1">
         <w:r>
           <w:rPr>
             <w:rStyle w:val="Hyperlink"/>
@@ -1464,7 +1173,7 @@
             <w:noProof/>
             <w:webHidden/>
           </w:rPr>
-          <w:instrText xml:space="preserve"> PAGEREF _Toc241078565 \h </w:instrText>
+          <w:instrText xml:space="preserve"> PAGEREF _Toc242223296 \h </w:instrText>
         </w:r>
         <w:r>
           <w:rPr>
@@ -1509,7 +1218,7 @@
           <w14:ligatures w14:val="standardContextual"/>
         </w:rPr>
       </w:pPr>
-      <w:hyperlink w:anchor="_Toc241078566" w:history="1">
+      <w:hyperlink w:anchor="_Toc242223297" w:history="1">
         <w:r>
           <w:rPr>
             <w:rStyle w:val="Hyperlink"/>
@@ -1536,7 +1245,7 @@
             <w:noProof/>
             <w:webHidden/>
           </w:rPr>
-          <w:instrText xml:space="preserve"> PAGEREF _Toc241078566 \h </w:instrText>
+          <w:instrText xml:space="preserve"> PAGEREF _Toc242223297 \h </w:instrText>
         </w:r>
         <w:r>
           <w:rPr>
@@ -1581,7 +1290,7 @@
           <w14:ligatures w14:val="standardContextual"/>
         </w:rPr>
       </w:pPr>
-      <w:hyperlink w:anchor="_Toc241078567" w:history="1">
+      <w:hyperlink w:anchor="_Toc242223298" w:history="1">
         <w:r>
           <w:rPr>
             <w:rStyle w:val="Hyperlink"/>
@@ -1608,7 +1317,7 @@
             <w:noProof/>
             <w:webHidden/>
           </w:rPr>
-          <w:instrText xml:space="preserve"> PAGEREF _Toc241078567 \h </w:instrText>
+          <w:instrText xml:space="preserve"> PAGEREF _Toc242223298 \h </w:instrText>
         </w:r>
         <w:r>
           <w:rPr>
@@ -1662,12 +1371,12 @@
       <w:pPr>
         <w:pStyle w:val="Heading1"/>
       </w:pPr>
-      <w:bookmarkStart w:id="3" w:name="_Toc241078551"/>
+      <w:bookmarkStart w:id="0" w:name="_Toc242223282"/>
       <w:r>
         <w:lastRenderedPageBreak/>
         <w:t>Abstract</w:t>
       </w:r>
-      <w:bookmarkEnd w:id="3"/>
+      <w:bookmarkEnd w:id="0"/>
     </w:p>
     <w:p>
       <w:r>
@@ -1725,12 +1434,12 @@
         <w:pStyle w:val="Heading1"/>
         <w:pageBreakBefore w:val="0"/>
       </w:pPr>
-      <w:bookmarkStart w:id="4" w:name="_Toc241078552"/>
+      <w:bookmarkStart w:id="1" w:name="_Toc242223283"/>
       <w:r>
         <w:lastRenderedPageBreak/>
         <w:t>1. Introduction and Objectives</w:t>
       </w:r>
-      <w:bookmarkEnd w:id="4"/>
+      <w:bookmarkEnd w:id="1"/>
     </w:p>
     <w:p>
       <w:r>
@@ -1793,15 +1502,20 @@
       </w:r>
     </w:p>
     <w:p>
+      <w:r>
+        <w:t>The work was shared as follows. Bataringaya Bridget assembled the controlled corpus of procurement documents. Isaac Mwesigwa wrote the context construction specification. Isaac Mwesigwa and Bataringaya Bridget wrote the retrieval failure analysis. Makmot Johnson wrote the sixteen RAG test questions. Jonathan Katongole built the ingestion, indexing and search pipeline and ran the evaluations.</w:t>
+      </w:r>
+    </w:p>
+    <w:p>
       <w:pPr>
         <w:pStyle w:val="Heading1"/>
       </w:pPr>
-      <w:bookmarkStart w:id="5" w:name="_Toc241078553"/>
+      <w:bookmarkStart w:id="2" w:name="_Toc242223284"/>
       <w:r>
         <w:lastRenderedPageBreak/>
         <w:t>2. Background</w:t>
       </w:r>
-      <w:bookmarkEnd w:id="5"/>
+      <w:bookmarkEnd w:id="2"/>
     </w:p>
     <w:p>
       <w:r>
@@ -1827,22 +1541,22 @@
       <w:pPr>
         <w:pStyle w:val="Heading1"/>
       </w:pPr>
-      <w:bookmarkStart w:id="6" w:name="_Toc241078554"/>
+      <w:bookmarkStart w:id="3" w:name="_Toc242223285"/>
       <w:r>
         <w:lastRenderedPageBreak/>
         <w:t>3. Methodology and Procedure</w:t>
       </w:r>
-      <w:bookmarkEnd w:id="6"/>
+      <w:bookmarkEnd w:id="3"/>
     </w:p>
     <w:p>
       <w:pPr>
         <w:pStyle w:val="Heading2"/>
       </w:pPr>
-      <w:bookmarkStart w:id="7" w:name="_Toc241078555"/>
+      <w:bookmarkStart w:id="4" w:name="_Toc242223286"/>
       <w:r>
         <w:t>3.1 Corpus Assembly</w:t>
       </w:r>
-      <w:bookmarkEnd w:id="7"/>
+      <w:bookmarkEnd w:id="4"/>
     </w:p>
     <w:p>
       <w:r>
@@ -1858,11 +1572,11 @@
       <w:pPr>
         <w:pStyle w:val="Heading2"/>
       </w:pPr>
-      <w:bookmarkStart w:id="8" w:name="_Toc241078556"/>
+      <w:bookmarkStart w:id="5" w:name="_Toc242223287"/>
       <w:r>
         <w:t>3.2 Ingestion, Chunking and Indexing</w:t>
       </w:r>
-      <w:bookmarkEnd w:id="8"/>
+      <w:bookmarkEnd w:id="5"/>
     </w:p>
     <w:p>
       <w:r>
@@ -1879,7 +1593,7 @@
         <w:pStyle w:val="Caption"/>
         <w:jc w:val="left"/>
       </w:pPr>
-      <w:bookmarkStart w:id="9" w:name="_Toc241078565"/>
+      <w:bookmarkStart w:id="6" w:name="_Toc242223296"/>
       <w:r>
         <w:t xml:space="preserve">Table </w:t>
       </w:r>
@@ -1907,7 +1621,7 @@
       <w:r>
         <w:t>Chunking rules and the failures they addressed</w:t>
       </w:r>
-      <w:bookmarkEnd w:id="9"/>
+      <w:bookmarkEnd w:id="6"/>
     </w:p>
     <w:tbl>
       <w:tblPr>
@@ -2133,12 +1847,12 @@
       <w:pPr>
         <w:pStyle w:val="Heading2"/>
       </w:pPr>
-      <w:bookmarkStart w:id="10" w:name="_Toc241078557"/>
+      <w:bookmarkStart w:id="7" w:name="_Toc242223288"/>
       <w:r>
         <w:lastRenderedPageBreak/>
         <w:t>3.3 Search, Sources and Traces</w:t>
       </w:r>
-      <w:bookmarkEnd w:id="10"/>
+      <w:bookmarkEnd w:id="7"/>
     </w:p>
     <w:p>
       <w:r>
@@ -2159,11 +1873,11 @@
       <w:pPr>
         <w:pStyle w:val="Heading2"/>
       </w:pPr>
-      <w:bookmarkStart w:id="11" w:name="_Toc241078558"/>
+      <w:bookmarkStart w:id="8" w:name="_Toc242223289"/>
       <w:r>
         <w:t>3.4 Test Questions and Procedure</w:t>
       </w:r>
-      <w:bookmarkEnd w:id="11"/>
+      <w:bookmarkEnd w:id="8"/>
     </w:p>
     <w:p>
       <w:r>
@@ -2184,11 +1898,11 @@
       <w:pPr>
         <w:pStyle w:val="Heading2"/>
       </w:pPr>
-      <w:bookmarkStart w:id="12" w:name="_Toc241078559"/>
+      <w:bookmarkStart w:id="9" w:name="_Toc242223290"/>
       <w:r>
         <w:t>3.5 Problems Encountered</w:t>
       </w:r>
-      <w:bookmarkEnd w:id="12"/>
+      <w:bookmarkEnd w:id="9"/>
     </w:p>
     <w:p>
       <w:r>
@@ -2215,12 +1929,12 @@
       <w:pPr>
         <w:pStyle w:val="Heading1"/>
       </w:pPr>
-      <w:bookmarkStart w:id="13" w:name="_Toc241078560"/>
+      <w:bookmarkStart w:id="10" w:name="_Toc242223291"/>
       <w:r>
         <w:lastRenderedPageBreak/>
         <w:t>4. Results</w:t>
       </w:r>
-      <w:bookmarkEnd w:id="13"/>
+      <w:bookmarkEnd w:id="10"/>
     </w:p>
     <w:p>
       <w:r>
@@ -2232,7 +1946,7 @@
         <w:pStyle w:val="Caption"/>
         <w:jc w:val="left"/>
       </w:pPr>
-      <w:bookmarkStart w:id="14" w:name="_Toc241078566"/>
+      <w:bookmarkStart w:id="11" w:name="_Toc242223297"/>
       <w:r>
         <w:t xml:space="preserve">Table </w:t>
       </w:r>
@@ -2260,7 +1974,7 @@
       <w:r>
         <w:t>Retrieval quality by search mode on 15 answerable queries</w:t>
       </w:r>
-      <w:bookmarkEnd w:id="14"/>
+      <w:bookmarkEnd w:id="11"/>
     </w:p>
     <w:tbl>
       <w:tblPr>
@@ -2668,7 +2382,7 @@
         <w:pStyle w:val="Caption"/>
         <w:jc w:val="left"/>
       </w:pPr>
-      <w:bookmarkStart w:id="15" w:name="_Toc241078567"/>
+      <w:bookmarkStart w:id="12" w:name="_Toc242223298"/>
       <w:r>
         <w:t xml:space="preserve">Table </w:t>
       </w:r>
@@ -2696,7 +2410,7 @@
       <w:r>
         <w:t>Team RAG test questions by expected behaviour</w:t>
       </w:r>
-      <w:bookmarkEnd w:id="15"/>
+      <w:bookmarkEnd w:id="12"/>
     </w:p>
     <w:tbl>
       <w:tblPr>
@@ -3109,12 +2823,12 @@
       <w:pPr>
         <w:pStyle w:val="Heading1"/>
       </w:pPr>
-      <w:bookmarkStart w:id="16" w:name="_Toc241078561"/>
+      <w:bookmarkStart w:id="13" w:name="_Toc242223292"/>
       <w:r>
         <w:lastRenderedPageBreak/>
         <w:t>5. Discussion</w:t>
       </w:r>
-      <w:bookmarkEnd w:id="16"/>
+      <w:bookmarkEnd w:id="13"/>
     </w:p>
     <w:p>
       <w:r>
@@ -3150,12 +2864,12 @@
       <w:pPr>
         <w:pStyle w:val="Heading1"/>
       </w:pPr>
-      <w:bookmarkStart w:id="17" w:name="_Toc241078562"/>
+      <w:bookmarkStart w:id="14" w:name="_Toc242223293"/>
       <w:r>
         <w:lastRenderedPageBreak/>
         <w:t>6. Conclusion</w:t>
       </w:r>
-      <w:bookmarkEnd w:id="17"/>
+      <w:bookmarkEnd w:id="14"/>
     </w:p>
     <w:p>
       <w:r>
@@ -3176,12 +2890,12 @@
       <w:pPr>
         <w:pStyle w:val="Heading1"/>
       </w:pPr>
-      <w:bookmarkStart w:id="18" w:name="_Toc241078563"/>
+      <w:bookmarkStart w:id="15" w:name="_Toc242223294"/>
       <w:r>
         <w:lastRenderedPageBreak/>
         <w:t>7. Recommendations</w:t>
       </w:r>
-      <w:bookmarkEnd w:id="18"/>
+      <w:bookmarkEnd w:id="15"/>
     </w:p>
     <w:p>
       <w:pPr>
@@ -3235,12 +2949,12 @@
       <w:pPr>
         <w:pStyle w:val="Heading1"/>
       </w:pPr>
-      <w:bookmarkStart w:id="19" w:name="_Toc241078564"/>
+      <w:bookmarkStart w:id="16" w:name="_Toc242223295"/>
       <w:r>
         <w:lastRenderedPageBreak/>
         <w:t>References</w:t>
       </w:r>
-      <w:bookmarkEnd w:id="19"/>
+      <w:bookmarkEnd w:id="16"/>
     </w:p>
     <w:p>
       <w:r>
@@ -3671,31 +3385,31 @@
       </w:rPr>
     </w:lvl>
   </w:abstractNum>
-  <w:num w:numId="1" w16cid:durableId="280769897">
+  <w:num w:numId="1" w16cid:durableId="737171219">
     <w:abstractNumId w:val="8"/>
   </w:num>
-  <w:num w:numId="2" w16cid:durableId="1553729041">
+  <w:num w:numId="2" w16cid:durableId="1762337866">
     <w:abstractNumId w:val="6"/>
   </w:num>
-  <w:num w:numId="3" w16cid:durableId="1355764414">
+  <w:num w:numId="3" w16cid:durableId="1209949681">
     <w:abstractNumId w:val="5"/>
   </w:num>
-  <w:num w:numId="4" w16cid:durableId="206994381">
+  <w:num w:numId="4" w16cid:durableId="379716234">
     <w:abstractNumId w:val="4"/>
   </w:num>
-  <w:num w:numId="5" w16cid:durableId="2109108626">
+  <w:num w:numId="5" w16cid:durableId="1862623509">
     <w:abstractNumId w:val="7"/>
   </w:num>
-  <w:num w:numId="6" w16cid:durableId="1690526817">
+  <w:num w:numId="6" w16cid:durableId="493107614">
     <w:abstractNumId w:val="3"/>
   </w:num>
-  <w:num w:numId="7" w16cid:durableId="1873884448">
+  <w:num w:numId="7" w16cid:durableId="1652562777">
     <w:abstractNumId w:val="2"/>
   </w:num>
-  <w:num w:numId="8" w16cid:durableId="1296251097">
+  <w:num w:numId="8" w16cid:durableId="159976032">
     <w:abstractNumId w:val="1"/>
   </w:num>
-  <w:num w:numId="9" w16cid:durableId="216401837">
+  <w:num w:numId="9" w16cid:durableId="400754446">
     <w:abstractNumId w:val="0"/>
   </w:num>
 </w:numbering>
@@ -15100,7 +14814,7 @@
     <w:autoRedefine/>
     <w:uiPriority w:val="39"/>
     <w:unhideWhenUsed/>
-    <w:rsid w:val="005F380C"/>
+    <w:rsid w:val="00B700A0"/>
     <w:pPr>
       <w:spacing w:after="100"/>
     </w:pPr>
@@ -15112,7 +14826,7 @@
     <w:autoRedefine/>
     <w:uiPriority w:val="39"/>
     <w:unhideWhenUsed/>
-    <w:rsid w:val="005F380C"/>
+    <w:rsid w:val="00B700A0"/>
     <w:pPr>
       <w:spacing w:after="100"/>
       <w:ind w:left="240"/>
@@ -15123,7 +14837,7 @@
     <w:basedOn w:val="DefaultParagraphFont"/>
     <w:uiPriority w:val="99"/>
     <w:unhideWhenUsed/>
-    <w:rsid w:val="005F380C"/>
+    <w:rsid w:val="00B700A0"/>
     <w:rPr>
       <w:color w:val="0000FF" w:themeColor="hyperlink"/>
       <w:u w:val="single"/>
@@ -15135,7 +14849,7 @@
     <w:next w:val="Normal"/>
     <w:uiPriority w:val="99"/>
     <w:unhideWhenUsed/>
-    <w:rsid w:val="005F380C"/>
+    <w:rsid w:val="00B700A0"/>
     <w:pPr>
       <w:spacing w:after="0"/>
     </w:pPr>
